--- a/rapport/Rapport_IG2405_DeepForm_final_V1.docx
+++ b/rapport/Rapport_IG2405_DeepForm_final_V1.docx
@@ -1250,7 +1250,7 @@
         <w:lastRenderedPageBreak/>
         <w:drawing>
           <wp:inline distT="0" distB="0" distL="0" distR="0" wp14:anchorId="45B74762" wp14:editId="233A59C3">
-            <wp:extent cx="2857500" cy="3981450"/>
+            <wp:extent cx="2857500" cy="4083750"/>
             <wp:effectExtent l="0" t="0" r="0" b="0"/>
             <wp:docPr id="914393832" name="fig_roi_page1.png" descr="fig_roi_page1.png" title="fig_roi_page1.png"/>
             <wp:cNvGraphicFramePr>
@@ -1275,7 +1275,7 @@
                   <pic:spPr bwMode="auto">
                     <a:xfrm>
                       <a:off x="0" y="0"/>
-                      <a:ext cx="2857500" cy="3981450"/>
+                      <a:ext cx="2857500" cy="4083750"/>
                     </a:xfrm>
                     <a:prstGeom prst="rect">
                       <a:avLst/>
@@ -2186,7 +2186,7 @@
         <w:lastRenderedPageBreak/>
         <w:drawing>
           <wp:inline distT="0" distB="0" distL="0" distR="0" wp14:anchorId="7A89ABF9" wp14:editId="0E976240">
-            <wp:extent cx="5334000" cy="2123488"/>
+            <wp:extent cx="5334000" cy="1301102"/>
             <wp:effectExtent l="0" t="0" r="0" b="0"/>
             <wp:docPr id="1973522722" name="fig_mcq.png" descr="fig_mcq.png" title="fig_mcq.png"/>
             <wp:cNvGraphicFramePr>
@@ -2211,7 +2211,7 @@
                   <pic:spPr bwMode="auto">
                     <a:xfrm>
                       <a:off x="0" y="0"/>
-                      <a:ext cx="5334000" cy="2123488"/>
+                      <a:ext cx="5334000" cy="1301102"/>
                     </a:xfrm>
                     <a:prstGeom prst="rect">
                       <a:avLst/>
@@ -2925,7 +2925,7 @@
         </w:rPr>
         <w:drawing>
           <wp:inline distT="0" distB="0" distL="0" distR="0" wp14:anchorId="60A0EF37" wp14:editId="1905F324">
-            <wp:extent cx="5334000" cy="1665886"/>
+            <wp:extent cx="5334000" cy="1494692"/>
             <wp:effectExtent l="0" t="0" r="0" b="0"/>
             <wp:docPr id="2125668664" name="fig_signature.png" descr="fig_signature.png" title="fig_signature.png"/>
             <wp:cNvGraphicFramePr>
@@ -2950,7 +2950,7 @@
                   <pic:spPr bwMode="auto">
                     <a:xfrm>
                       <a:off x="0" y="0"/>
-                      <a:ext cx="5334000" cy="1665886"/>
+                      <a:ext cx="5334000" cy="1494692"/>
                     </a:xfrm>
                     <a:prstGeom prst="rect">
                       <a:avLst/>
